--- a/briefings/线口监测早报-2026-08-29.docx
+++ b/briefings/线口监测早报-2026-08-29.docx
@@ -22,7 +22,7 @@
           <w:color w:val="888888"/>
           <w:sz w:val="18"/>
         </w:rPr>
-        <w:t>监测窗口:近48小时 | 生成时间:2026-08-29 05:31</w:t>
+        <w:t>监测窗口:近48小时 | 生成时间:2026-08-29 05:48</w:t>
       </w:r>
     </w:p>
     <w:p>
@@ -733,7 +733,7 @@
           <w:color w:val="888888"/>
           <w:sz w:val="24"/>
         </w:rPr>
-        <w:t>Best Buy二季度财报：AI眼镜等新兴品类销售额翻倍，推动业绩超预期</w:t>
+        <w:t>2026年第一副卖爆的AI眼镜，雷鸟iO首销破纪录</w:t>
       </w:r>
     </w:p>
     <w:p>
@@ -743,7 +743,7 @@
           <w:color w:val="888888"/>
           <w:sz w:val="18"/>
         </w:rPr>
-        <w:t>来源:Bing新闻 | 时间:08-28 02:57</w:t>
+        <w:t>来源:Bing新闻 | 时间:08-27 22:59</w:t>
       </w:r>
     </w:p>
     <w:p>
@@ -760,7 +760,7 @@
             <w:color w:val="0563C1"/>
             <w:u w:val="single"/>
           </w:rPr>
-          <w:t>Best Buy二季度财报：AI眼镜等新兴品类销售额翻倍，推动业绩超预期</w:t>
+          <w:t>2026年第一副卖爆的AI眼镜，雷鸟iO首销破纪录</w:t>
         </w:r>
       </w:hyperlink>
     </w:p>
@@ -784,7 +784,7 @@
           <w:color w:val="888888"/>
           <w:sz w:val="24"/>
         </w:rPr>
-        <w:t>2026年第一副卖爆的AI眼镜，雷鸟iO首销破纪录</w:t>
+        <w:t>HICOOL 2026丨黄玮铮：轻量化是AI+AR眼镜从极客产品走向大众的前提</w:t>
       </w:r>
     </w:p>
     <w:p>
@@ -794,7 +794,7 @@
           <w:color w:val="888888"/>
           <w:sz w:val="18"/>
         </w:rPr>
-        <w:t>来源:Bing新闻 | 时间:08-27 22:59</w:t>
+        <w:t>来源:Bing新闻 | 时间:08-27 22:15</w:t>
       </w:r>
     </w:p>
     <w:p>
@@ -811,7 +811,7 @@
             <w:color w:val="0563C1"/>
             <w:u w:val="single"/>
           </w:rPr>
-          <w:t>2026年第一副卖爆的AI眼镜，雷鸟iO首销破纪录</w:t>
+          <w:t>HICOOL 2026丨黄玮铮：轻量化是AI+AR眼镜从极客产品走向大众的前提</w:t>
         </w:r>
       </w:hyperlink>
     </w:p>

--- a/briefings/线口监测早报-2026-08-29.docx
+++ b/briefings/线口监测早报-2026-08-29.docx
@@ -22,7 +22,7 @@
           <w:color w:val="888888"/>
           <w:sz w:val="18"/>
         </w:rPr>
-        <w:t>监测窗口:近48小时 | 生成时间:2026-08-29 05:48</w:t>
+        <w:t>监测窗口:近48小时 | 生成时间:2026-08-29 08:23</w:t>
       </w:r>
     </w:p>
     <w:p>
@@ -70,6 +70,108 @@
           <w:color w:val="888888"/>
           <w:sz w:val="24"/>
         </w:rPr>
+        <w:t>因软件缺陷存在起火隐患，Lucid 宣布召回 2.7 万辆 Lucid Air 车型</w:t>
+      </w:r>
+    </w:p>
+    <w:p>
+      <w:r>
+        <w:rPr>
+          <w:rFonts w:ascii="Times New Roman" w:hAnsi="Times New Roman" w:eastAsia="宋体"/>
+          <w:color w:val="888888"/>
+          <w:sz w:val="18"/>
+        </w:rPr>
+        <w:t>来源:IT之家 | 时间:08-29 06:37</w:t>
+      </w:r>
+    </w:p>
+    <w:p>
+      <w:r>
+        <w:rPr>
+          <w:rFonts w:ascii="Times New Roman" w:hAnsi="Times New Roman" w:eastAsia="宋体"/>
+          <w:sz w:val="18"/>
+        </w:rPr>
+        <w:t>链接:</w:t>
+      </w:r>
+      <w:hyperlink r:id="rId9">
+        <w:r>
+          <w:rPr>
+            <w:color w:val="0563C1"/>
+            <w:u w:val="single"/>
+          </w:rPr>
+          <w:t>因软件缺陷存在起火隐患，Lucid 宣布召回 2.7 万辆 Lucid Air 车型</w:t>
+        </w:r>
+      </w:hyperlink>
+    </w:p>
+    <w:p>
+      <w:pPr>
+        <w:pStyle w:val="Heading3"/>
+      </w:pPr>
+      <w:r>
+        <w:rPr>
+          <w:rFonts w:ascii="Times New Roman" w:hAnsi="Times New Roman" w:eastAsia="黑体"/>
+          <w:b w:val="0"/>
+          <w:color w:val="888888"/>
+          <w:sz w:val="24"/>
+        </w:rPr>
+        <w:t>【C级·参考】</w:t>
+      </w:r>
+      <w:r>
+        <w:rPr>
+          <w:rFonts w:ascii="Times New Roman" w:hAnsi="Times New Roman" w:eastAsia="黑体"/>
+          <w:b w:val="0"/>
+          <w:color w:val="888888"/>
+          <w:sz w:val="24"/>
+        </w:rPr>
+        <w:t>Stopping the smart TV from being used against you</w:t>
+      </w:r>
+    </w:p>
+    <w:p>
+      <w:r>
+        <w:rPr>
+          <w:rFonts w:ascii="Times New Roman" w:hAnsi="Times New Roman" w:eastAsia="宋体"/>
+          <w:color w:val="888888"/>
+          <w:sz w:val="18"/>
+        </w:rPr>
+        <w:t>来源:Hacker News | 时间:08-29 04:27</w:t>
+      </w:r>
+    </w:p>
+    <w:p>
+      <w:r>
+        <w:rPr>
+          <w:rFonts w:ascii="Times New Roman" w:hAnsi="Times New Roman" w:eastAsia="宋体"/>
+          <w:sz w:val="18"/>
+        </w:rPr>
+        <w:t>链接:</w:t>
+      </w:r>
+      <w:hyperlink r:id="rId10">
+        <w:r>
+          <w:rPr>
+            <w:color w:val="0563C1"/>
+            <w:u w:val="single"/>
+          </w:rPr>
+          <w:t>Stopping the smart TV from being used against you</w:t>
+        </w:r>
+      </w:hyperlink>
+    </w:p>
+    <w:p>
+      <w:pPr>
+        <w:pStyle w:val="Heading3"/>
+      </w:pPr>
+      <w:r>
+        <w:rPr>
+          <w:rFonts w:ascii="Times New Roman" w:hAnsi="Times New Roman" w:eastAsia="黑体"/>
+          <w:b w:val="0"/>
+          <w:color w:val="888888"/>
+          <w:sz w:val="24"/>
+        </w:rPr>
+        <w:t>【C级·参考】</w:t>
+      </w:r>
+      <w:r>
+        <w:rPr>
+          <w:rFonts w:ascii="Times New Roman" w:hAnsi="Times New Roman" w:eastAsia="黑体"/>
+          <w:b w:val="0"/>
+          <w:color w:val="888888"/>
+          <w:sz w:val="24"/>
+        </w:rPr>
         <w:t>OpenAI 开发“持久模式”智能体，Codex 将能够主动、长时间干活</w:t>
       </w:r>
     </w:p>
@@ -91,7 +193,7 @@
         </w:rPr>
         <w:t>链接:</w:t>
       </w:r>
-      <w:hyperlink r:id="rId9">
+      <w:hyperlink r:id="rId11">
         <w:r>
           <w:rPr>
             <w:color w:val="0563C1"/>
@@ -142,7 +244,7 @@
         </w:rPr>
         <w:t>链接:</w:t>
       </w:r>
-      <w:hyperlink r:id="rId10">
+      <w:hyperlink r:id="rId12">
         <w:r>
           <w:rPr>
             <w:color w:val="0563C1"/>
@@ -193,7 +295,7 @@
         </w:rPr>
         <w:t>链接:</w:t>
       </w:r>
-      <w:hyperlink r:id="rId11">
+      <w:hyperlink r:id="rId13">
         <w:r>
           <w:rPr>
             <w:color w:val="0563C1"/>
@@ -244,7 +346,7 @@
         </w:rPr>
         <w:t>链接:</w:t>
       </w:r>
-      <w:hyperlink r:id="rId12">
+      <w:hyperlink r:id="rId14">
         <w:r>
           <w:rPr>
             <w:color w:val="0563C1"/>
@@ -295,7 +397,7 @@
         </w:rPr>
         <w:t>链接:</w:t>
       </w:r>
-      <w:hyperlink r:id="rId13">
+      <w:hyperlink r:id="rId15">
         <w:r>
           <w:rPr>
             <w:color w:val="0563C1"/>
@@ -346,7 +448,7 @@
         </w:rPr>
         <w:t>链接:</w:t>
       </w:r>
-      <w:hyperlink r:id="rId14">
+      <w:hyperlink r:id="rId16">
         <w:r>
           <w:rPr>
             <w:color w:val="0563C1"/>
@@ -397,7 +499,7 @@
         </w:rPr>
         <w:t>链接:</w:t>
       </w:r>
-      <w:hyperlink r:id="rId15">
+      <w:hyperlink r:id="rId17">
         <w:r>
           <w:rPr>
             <w:color w:val="0563C1"/>
@@ -448,7 +550,7 @@
         </w:rPr>
         <w:t>链接:</w:t>
       </w:r>
-      <w:hyperlink r:id="rId16">
+      <w:hyperlink r:id="rId18">
         <w:r>
           <w:rPr>
             <w:color w:val="0563C1"/>
@@ -499,166 +601,13 @@
         </w:rPr>
         <w:t>链接:</w:t>
       </w:r>
-      <w:hyperlink r:id="rId17">
+      <w:hyperlink r:id="rId19">
         <w:r>
           <w:rPr>
             <w:color w:val="0563C1"/>
             <w:u w:val="single"/>
           </w:rPr>
           <w:t>U.S. sanctions against the A/I Collective</w:t>
-        </w:r>
-      </w:hyperlink>
-    </w:p>
-    <w:p>
-      <w:pPr>
-        <w:pStyle w:val="Heading3"/>
-      </w:pPr>
-      <w:r>
-        <w:rPr>
-          <w:rFonts w:ascii="Times New Roman" w:hAnsi="Times New Roman" w:eastAsia="黑体"/>
-          <w:b w:val="0"/>
-          <w:color w:val="888888"/>
-          <w:sz w:val="24"/>
-        </w:rPr>
-        <w:t>【C级·参考】</w:t>
-      </w:r>
-      <w:r>
-        <w:rPr>
-          <w:rFonts w:ascii="Times New Roman" w:hAnsi="Times New Roman" w:eastAsia="黑体"/>
-          <w:b w:val="0"/>
-          <w:color w:val="888888"/>
-          <w:sz w:val="24"/>
-        </w:rPr>
-        <w:t>真香：《我的世界》创始人佩尔松承认自己早期拒绝 AI 编程“可能错了”</w:t>
-      </w:r>
-    </w:p>
-    <w:p>
-      <w:r>
-        <w:rPr>
-          <w:rFonts w:ascii="Times New Roman" w:hAnsi="Times New Roman" w:eastAsia="宋体"/>
-          <w:color w:val="888888"/>
-          <w:sz w:val="18"/>
-        </w:rPr>
-        <w:t>来源:IT之家 | 时间:08-28 18:47</w:t>
-      </w:r>
-    </w:p>
-    <w:p>
-      <w:r>
-        <w:rPr>
-          <w:rFonts w:ascii="Times New Roman" w:hAnsi="Times New Roman" w:eastAsia="宋体"/>
-          <w:sz w:val="18"/>
-        </w:rPr>
-        <w:t>链接:</w:t>
-      </w:r>
-      <w:hyperlink r:id="rId18">
-        <w:r>
-          <w:rPr>
-            <w:color w:val="0563C1"/>
-            <w:u w:val="single"/>
-          </w:rPr>
-          <w:t>真香：《我的世界》创始人佩尔松承认自己早期拒绝 AI 编程“可能错了”</w:t>
-        </w:r>
-      </w:hyperlink>
-    </w:p>
-    <w:p>
-      <w:pPr>
-        <w:pStyle w:val="Heading3"/>
-      </w:pPr>
-      <w:r>
-        <w:rPr>
-          <w:rFonts w:ascii="Times New Roman" w:hAnsi="Times New Roman" w:eastAsia="黑体"/>
-          <w:b w:val="0"/>
-          <w:color w:val="888888"/>
-          <w:sz w:val="24"/>
-        </w:rPr>
-        <w:t>【C级·参考】</w:t>
-      </w:r>
-      <w:r>
-        <w:rPr>
-          <w:rFonts w:ascii="Times New Roman" w:hAnsi="Times New Roman" w:eastAsia="黑体"/>
-          <w:b w:val="0"/>
-          <w:color w:val="888888"/>
-          <w:sz w:val="24"/>
-        </w:rPr>
-        <w:t>华硕成立物理 AI 事业群，人形机器人计划 9 月上路</w:t>
-      </w:r>
-    </w:p>
-    <w:p>
-      <w:r>
-        <w:rPr>
-          <w:rFonts w:ascii="Times New Roman" w:hAnsi="Times New Roman" w:eastAsia="宋体"/>
-          <w:color w:val="888888"/>
-          <w:sz w:val="18"/>
-        </w:rPr>
-        <w:t>来源:IT之家 | 时间:08-28 18:18</w:t>
-      </w:r>
-    </w:p>
-    <w:p>
-      <w:r>
-        <w:rPr>
-          <w:rFonts w:ascii="Times New Roman" w:hAnsi="Times New Roman" w:eastAsia="宋体"/>
-          <w:sz w:val="18"/>
-        </w:rPr>
-        <w:t>链接:</w:t>
-      </w:r>
-      <w:hyperlink r:id="rId19">
-        <w:r>
-          <w:rPr>
-            <w:color w:val="0563C1"/>
-            <w:u w:val="single"/>
-          </w:rPr>
-          <w:t>华硕成立物理 AI 事业群，人形机器人计划 9 月上路</w:t>
-        </w:r>
-      </w:hyperlink>
-    </w:p>
-    <w:p>
-      <w:pPr>
-        <w:pStyle w:val="Heading3"/>
-      </w:pPr>
-      <w:r>
-        <w:rPr>
-          <w:rFonts w:ascii="Times New Roman" w:hAnsi="Times New Roman" w:eastAsia="黑体"/>
-          <w:b w:val="0"/>
-          <w:color w:val="888888"/>
-          <w:sz w:val="24"/>
-        </w:rPr>
-        <w:t>【C级·参考】</w:t>
-      </w:r>
-      <w:r>
-        <w:rPr>
-          <w:rFonts w:ascii="Times New Roman" w:hAnsi="Times New Roman" w:eastAsia="黑体"/>
-          <w:b w:val="0"/>
-          <w:color w:val="888888"/>
-          <w:sz w:val="24"/>
-        </w:rPr>
-        <w:t>机械革命预热翼龙 15 Air 轻薄游戏本，8 月 30 日 14:00 发布</w:t>
-      </w:r>
-    </w:p>
-    <w:p>
-      <w:r>
-        <w:rPr>
-          <w:rFonts w:ascii="Times New Roman" w:hAnsi="Times New Roman" w:eastAsia="宋体"/>
-          <w:color w:val="888888"/>
-          <w:sz w:val="18"/>
-        </w:rPr>
-        <w:t>来源:IT之家 | 时间:08-28 17:43</w:t>
-      </w:r>
-    </w:p>
-    <w:p>
-      <w:r>
-        <w:rPr>
-          <w:rFonts w:ascii="Times New Roman" w:hAnsi="Times New Roman" w:eastAsia="宋体"/>
-          <w:sz w:val="18"/>
-        </w:rPr>
-        <w:t>链接:</w:t>
-      </w:r>
-      <w:hyperlink r:id="rId20">
-        <w:r>
-          <w:rPr>
-            <w:color w:val="0563C1"/>
-            <w:u w:val="single"/>
-          </w:rPr>
-          <w:t>机械革命预热翼龙 15 Air 轻薄游戏本，8 月 30 日 14:00 发布</w:t>
         </w:r>
       </w:hyperlink>
     </w:p>
@@ -703,13 +652,64 @@
         </w:rPr>
         <w:t>链接:</w:t>
       </w:r>
+      <w:hyperlink r:id="rId20">
+        <w:r>
+          <w:rPr>
+            <w:color w:val="0563C1"/>
+            <w:u w:val="single"/>
+          </w:rPr>
+          <w:t>Luanti removed from Google Play due to baseless AI copyright notice</w:t>
+        </w:r>
+      </w:hyperlink>
+    </w:p>
+    <w:p>
+      <w:pPr>
+        <w:pStyle w:val="Heading3"/>
+      </w:pPr>
+      <w:r>
+        <w:rPr>
+          <w:rFonts w:ascii="Times New Roman" w:hAnsi="Times New Roman" w:eastAsia="黑体"/>
+          <w:b w:val="0"/>
+          <w:color w:val="888888"/>
+          <w:sz w:val="24"/>
+        </w:rPr>
+        <w:t>【C级·参考】</w:t>
+      </w:r>
+      <w:r>
+        <w:rPr>
+          <w:rFonts w:ascii="Times New Roman" w:hAnsi="Times New Roman" w:eastAsia="黑体"/>
+          <w:b w:val="0"/>
+          <w:color w:val="888888"/>
+          <w:sz w:val="24"/>
+        </w:rPr>
+        <w:t>Best Buy二季度财报：AI眼镜等新兴品类销售额翻倍，推动业绩超预期</w:t>
+      </w:r>
+    </w:p>
+    <w:p>
+      <w:r>
+        <w:rPr>
+          <w:rFonts w:ascii="Times New Roman" w:hAnsi="Times New Roman" w:eastAsia="宋体"/>
+          <w:color w:val="888888"/>
+          <w:sz w:val="18"/>
+        </w:rPr>
+        <w:t>来源:Bing新闻 | 时间:08-28 02:57</w:t>
+      </w:r>
+    </w:p>
+    <w:p>
+      <w:r>
+        <w:rPr>
+          <w:rFonts w:ascii="Times New Roman" w:hAnsi="Times New Roman" w:eastAsia="宋体"/>
+          <w:sz w:val="18"/>
+        </w:rPr>
+        <w:t>链接:</w:t>
+      </w:r>
       <w:hyperlink r:id="rId21">
         <w:r>
           <w:rPr>
             <w:color w:val="0563C1"/>
             <w:u w:val="single"/>
           </w:rPr>
-          <w:t>Luanti removed from Google Play due to baseless AI copyright notice</w:t>
+          <w:t>Best Buy二季度财报：AI眼镜等新兴品类销售额翻倍，推动业绩超预期</w:t>
         </w:r>
       </w:hyperlink>
     </w:p>
@@ -868,57 +868,6 @@
     </w:p>
     <w:p>
       <w:pPr>
-        <w:pStyle w:val="Heading3"/>
-      </w:pPr>
-      <w:r>
-        <w:rPr>
-          <w:rFonts w:ascii="Times New Roman" w:hAnsi="Times New Roman" w:eastAsia="黑体"/>
-          <w:b w:val="0"/>
-          <w:color w:val="888888"/>
-          <w:sz w:val="24"/>
-        </w:rPr>
-        <w:t>【C级·参考】</w:t>
-      </w:r>
-      <w:r>
-        <w:rPr>
-          <w:rFonts w:ascii="Times New Roman" w:hAnsi="Times New Roman" w:eastAsia="黑体"/>
-          <w:b w:val="0"/>
-          <w:color w:val="888888"/>
-          <w:sz w:val="24"/>
-        </w:rPr>
-        <w:t>AR眼镜出货第一之后，雷鸟能否赢下AI之战？</w:t>
-      </w:r>
-    </w:p>
-    <w:p>
-      <w:r>
-        <w:rPr>
-          <w:rFonts w:ascii="Times New Roman" w:hAnsi="Times New Roman" w:eastAsia="宋体"/>
-          <w:color w:val="888888"/>
-          <w:sz w:val="18"/>
-        </w:rPr>
-        <w:t>来源:Bing新闻 | 时间:08-27 11:37</w:t>
-      </w:r>
-    </w:p>
-    <w:p>
-      <w:r>
-        <w:rPr>
-          <w:rFonts w:ascii="Times New Roman" w:hAnsi="Times New Roman" w:eastAsia="宋体"/>
-          <w:sz w:val="18"/>
-        </w:rPr>
-        <w:t>链接:</w:t>
-      </w:r>
-      <w:hyperlink r:id="rId25">
-        <w:r>
-          <w:rPr>
-            <w:color w:val="0563C1"/>
-            <w:u w:val="single"/>
-          </w:rPr>
-          <w:t>AR眼镜出货第一之后，雷鸟能否赢下AI之战？</w:t>
-        </w:r>
-      </w:hyperlink>
-    </w:p>
-    <w:p>
-      <w:pPr>
         <w:pStyle w:val="Heading2"/>
       </w:pPr>
       <w:r>
@@ -970,64 +919,13 @@
         </w:rPr>
         <w:t>链接:</w:t>
       </w:r>
-      <w:hyperlink r:id="rId26">
+      <w:hyperlink r:id="rId25">
         <w:r>
           <w:rPr>
             <w:color w:val="0563C1"/>
             <w:u w:val="single"/>
           </w:rPr>
           <w:t>灵掌机器人完成数千万元天使轮融资</w:t>
-        </w:r>
-      </w:hyperlink>
-    </w:p>
-    <w:p>
-      <w:pPr>
-        <w:pStyle w:val="Heading3"/>
-      </w:pPr>
-      <w:r>
-        <w:rPr>
-          <w:rFonts w:ascii="Times New Roman" w:hAnsi="Times New Roman" w:eastAsia="黑体"/>
-          <w:b w:val="0"/>
-          <w:color w:val="888888"/>
-          <w:sz w:val="24"/>
-        </w:rPr>
-        <w:t>【C级·参考】</w:t>
-      </w:r>
-      <w:r>
-        <w:rPr>
-          <w:rFonts w:ascii="Times New Roman" w:hAnsi="Times New Roman" w:eastAsia="黑体"/>
-          <w:b w:val="0"/>
-          <w:color w:val="888888"/>
-          <w:sz w:val="24"/>
-        </w:rPr>
-        <w:t>优必选 2026 财年上半年归母亏损 3.11 亿元，同比亏损收窄 24.7%</w:t>
-      </w:r>
-    </w:p>
-    <w:p>
-      <w:r>
-        <w:rPr>
-          <w:rFonts w:ascii="Times New Roman" w:hAnsi="Times New Roman" w:eastAsia="宋体"/>
-          <w:color w:val="888888"/>
-          <w:sz w:val="18"/>
-        </w:rPr>
-        <w:t>来源:IT之家 | 时间:08-28 18:47</w:t>
-      </w:r>
-    </w:p>
-    <w:p>
-      <w:r>
-        <w:rPr>
-          <w:rFonts w:ascii="Times New Roman" w:hAnsi="Times New Roman" w:eastAsia="宋体"/>
-          <w:sz w:val="18"/>
-        </w:rPr>
-        <w:t>链接:</w:t>
-      </w:r>
-      <w:hyperlink r:id="rId27">
-        <w:r>
-          <w:rPr>
-            <w:color w:val="0563C1"/>
-            <w:u w:val="single"/>
-          </w:rPr>
-          <w:t>优必选 2026 财年上半年归母亏损 3.11 亿元，同比亏损收窄 24.7%</w:t>
         </w:r>
       </w:hyperlink>
     </w:p>
@@ -1084,7 +982,7 @@
         </w:rPr>
         <w:t>链接:</w:t>
       </w:r>
-      <w:hyperlink r:id="rId28">
+      <w:hyperlink r:id="rId26">
         <w:r>
           <w:rPr>
             <w:color w:val="0563C1"/>
@@ -1143,6 +1041,261 @@
           <w:color w:val="888888"/>
           <w:sz w:val="24"/>
         </w:rPr>
+        <w:t>索尼 PlayStation 27" 游戏显示器带 DualSense 充电挂钩海外发售，349 美元</w:t>
+      </w:r>
+    </w:p>
+    <w:p>
+      <w:r>
+        <w:rPr>
+          <w:rFonts w:ascii="Times New Roman" w:hAnsi="Times New Roman" w:eastAsia="宋体"/>
+          <w:color w:val="888888"/>
+          <w:sz w:val="18"/>
+        </w:rPr>
+        <w:t>来源:IT之家 | 时间:08-29 08:14</w:t>
+      </w:r>
+    </w:p>
+    <w:p>
+      <w:r>
+        <w:rPr>
+          <w:rFonts w:ascii="Times New Roman" w:hAnsi="Times New Roman" w:eastAsia="宋体"/>
+          <w:sz w:val="18"/>
+        </w:rPr>
+        <w:t>链接:</w:t>
+      </w:r>
+      <w:hyperlink r:id="rId27">
+        <w:r>
+          <w:rPr>
+            <w:color w:val="0563C1"/>
+            <w:u w:val="single"/>
+          </w:rPr>
+          <w:t>索尼 PlayStation 27" 游戏显示器带 DualSense 充电挂钩海外发售，349 美元</w:t>
+        </w:r>
+      </w:hyperlink>
+    </w:p>
+    <w:p>
+      <w:pPr>
+        <w:pStyle w:val="Heading3"/>
+      </w:pPr>
+      <w:r>
+        <w:rPr>
+          <w:rFonts w:ascii="Times New Roman" w:hAnsi="Times New Roman" w:eastAsia="黑体"/>
+          <w:b w:val="0"/>
+          <w:color w:val="888888"/>
+          <w:sz w:val="24"/>
+        </w:rPr>
+        <w:t>【C级·参考】</w:t>
+      </w:r>
+      <w:r>
+        <w:rPr>
+          <w:rFonts w:ascii="Times New Roman" w:hAnsi="Times New Roman" w:eastAsia="黑体"/>
+          <w:b w:val="0"/>
+          <w:color w:val="888888"/>
+          <w:sz w:val="24"/>
+        </w:rPr>
+        <w:t>消息称 R 星组建专项团队负责《GTA 6》NPC 设计，游戏拥有超过 60 万套动画</w:t>
+      </w:r>
+    </w:p>
+    <w:p>
+      <w:r>
+        <w:rPr>
+          <w:rFonts w:ascii="Times New Roman" w:hAnsi="Times New Roman" w:eastAsia="宋体"/>
+          <w:color w:val="888888"/>
+          <w:sz w:val="18"/>
+        </w:rPr>
+        <w:t>来源:IT之家 | 时间:08-29 08:10</w:t>
+      </w:r>
+    </w:p>
+    <w:p>
+      <w:r>
+        <w:rPr>
+          <w:rFonts w:ascii="Times New Roman" w:hAnsi="Times New Roman" w:eastAsia="宋体"/>
+          <w:sz w:val="18"/>
+        </w:rPr>
+        <w:t>链接:</w:t>
+      </w:r>
+      <w:hyperlink r:id="rId28">
+        <w:r>
+          <w:rPr>
+            <w:color w:val="0563C1"/>
+            <w:u w:val="single"/>
+          </w:rPr>
+          <w:t>消息称 R 星组建专项团队负责《GTA 6》NPC 设计，游戏拥有超过 60 万套动画</w:t>
+        </w:r>
+      </w:hyperlink>
+    </w:p>
+    <w:p>
+      <w:pPr>
+        <w:pStyle w:val="Heading3"/>
+      </w:pPr>
+      <w:r>
+        <w:rPr>
+          <w:rFonts w:ascii="Times New Roman" w:hAnsi="Times New Roman" w:eastAsia="黑体"/>
+          <w:b w:val="0"/>
+          <w:color w:val="888888"/>
+          <w:sz w:val="24"/>
+        </w:rPr>
+        <w:t>【C级·参考】</w:t>
+      </w:r>
+      <w:r>
+        <w:rPr>
+          <w:rFonts w:ascii="Times New Roman" w:hAnsi="Times New Roman" w:eastAsia="黑体"/>
+          <w:b w:val="0"/>
+          <w:color w:val="888888"/>
+          <w:sz w:val="24"/>
+        </w:rPr>
+        <w:t>CDPR：即便索尼 PlayStation 停止生产光盘，自家仍将持续推出实体游戏</w:t>
+      </w:r>
+    </w:p>
+    <w:p>
+      <w:r>
+        <w:rPr>
+          <w:rFonts w:ascii="Times New Roman" w:hAnsi="Times New Roman" w:eastAsia="宋体"/>
+          <w:color w:val="888888"/>
+          <w:sz w:val="18"/>
+        </w:rPr>
+        <w:t>来源:IT之家 | 时间:08-29 07:57</w:t>
+      </w:r>
+    </w:p>
+    <w:p>
+      <w:r>
+        <w:rPr>
+          <w:rFonts w:ascii="Times New Roman" w:hAnsi="Times New Roman" w:eastAsia="宋体"/>
+          <w:sz w:val="18"/>
+        </w:rPr>
+        <w:t>链接:</w:t>
+      </w:r>
+      <w:hyperlink r:id="rId29">
+        <w:r>
+          <w:rPr>
+            <w:color w:val="0563C1"/>
+            <w:u w:val="single"/>
+          </w:rPr>
+          <w:t>CDPR：即便索尼 PlayStation 停止生产光盘，自家仍将持续推出实体游戏</w:t>
+        </w:r>
+      </w:hyperlink>
+    </w:p>
+    <w:p>
+      <w:pPr>
+        <w:pStyle w:val="Heading3"/>
+      </w:pPr>
+      <w:r>
+        <w:rPr>
+          <w:rFonts w:ascii="Times New Roman" w:hAnsi="Times New Roman" w:eastAsia="黑体"/>
+          <w:b w:val="0"/>
+          <w:color w:val="888888"/>
+          <w:sz w:val="24"/>
+        </w:rPr>
+        <w:t>【C级·参考】</w:t>
+      </w:r>
+      <w:r>
+        <w:rPr>
+          <w:rFonts w:ascii="Times New Roman" w:hAnsi="Times New Roman" w:eastAsia="黑体"/>
+          <w:b w:val="0"/>
+          <w:color w:val="888888"/>
+          <w:sz w:val="24"/>
+        </w:rPr>
+        <w:t>消息称《GTA 6》大幅强化偷车系统：部分载具游戏初期无法窃取、汽车配有追踪器</w:t>
+      </w:r>
+    </w:p>
+    <w:p>
+      <w:r>
+        <w:rPr>
+          <w:rFonts w:ascii="Times New Roman" w:hAnsi="Times New Roman" w:eastAsia="宋体"/>
+          <w:color w:val="888888"/>
+          <w:sz w:val="18"/>
+        </w:rPr>
+        <w:t>来源:IT之家 | 时间:08-29 07:46</w:t>
+      </w:r>
+    </w:p>
+    <w:p>
+      <w:r>
+        <w:rPr>
+          <w:rFonts w:ascii="Times New Roman" w:hAnsi="Times New Roman" w:eastAsia="宋体"/>
+          <w:sz w:val="18"/>
+        </w:rPr>
+        <w:t>链接:</w:t>
+      </w:r>
+      <w:hyperlink r:id="rId30">
+        <w:r>
+          <w:rPr>
+            <w:color w:val="0563C1"/>
+            <w:u w:val="single"/>
+          </w:rPr>
+          <w:t>消息称《GTA 6》大幅强化偷车系统：部分载具游戏初期无法窃取、汽车配有追踪器</w:t>
+        </w:r>
+      </w:hyperlink>
+    </w:p>
+    <w:p>
+      <w:pPr>
+        <w:pStyle w:val="Heading3"/>
+      </w:pPr>
+      <w:r>
+        <w:rPr>
+          <w:rFonts w:ascii="Times New Roman" w:hAnsi="Times New Roman" w:eastAsia="黑体"/>
+          <w:b w:val="0"/>
+          <w:color w:val="888888"/>
+          <w:sz w:val="24"/>
+        </w:rPr>
+        <w:t>【C级·参考】</w:t>
+      </w:r>
+      <w:r>
+        <w:rPr>
+          <w:rFonts w:ascii="Times New Roman" w:hAnsi="Times New Roman" w:eastAsia="黑体"/>
+          <w:b w:val="0"/>
+          <w:color w:val="888888"/>
+          <w:sz w:val="24"/>
+        </w:rPr>
+        <w:t>消息称 R 星聘请外部动画工作室，为《GTA 6》游戏内电视打造大量节目</w:t>
+      </w:r>
+    </w:p>
+    <w:p>
+      <w:r>
+        <w:rPr>
+          <w:rFonts w:ascii="Times New Roman" w:hAnsi="Times New Roman" w:eastAsia="宋体"/>
+          <w:color w:val="888888"/>
+          <w:sz w:val="18"/>
+        </w:rPr>
+        <w:t>来源:IT之家 | 时间:08-29 07:28</w:t>
+      </w:r>
+    </w:p>
+    <w:p>
+      <w:r>
+        <w:rPr>
+          <w:rFonts w:ascii="Times New Roman" w:hAnsi="Times New Roman" w:eastAsia="宋体"/>
+          <w:sz w:val="18"/>
+        </w:rPr>
+        <w:t>链接:</w:t>
+      </w:r>
+      <w:hyperlink r:id="rId31">
+        <w:r>
+          <w:rPr>
+            <w:color w:val="0563C1"/>
+            <w:u w:val="single"/>
+          </w:rPr>
+          <w:t>消息称 R 星聘请外部动画工作室，为《GTA 6》游戏内电视打造大量节目</w:t>
+        </w:r>
+      </w:hyperlink>
+    </w:p>
+    <w:p>
+      <w:pPr>
+        <w:pStyle w:val="Heading3"/>
+      </w:pPr>
+      <w:r>
+        <w:rPr>
+          <w:rFonts w:ascii="Times New Roman" w:hAnsi="Times New Roman" w:eastAsia="黑体"/>
+          <w:b w:val="0"/>
+          <w:color w:val="888888"/>
+          <w:sz w:val="24"/>
+        </w:rPr>
+        <w:t>【C级·参考】</w:t>
+      </w:r>
+      <w:r>
+        <w:rPr>
+          <w:rFonts w:ascii="Times New Roman" w:hAnsi="Times New Roman" w:eastAsia="黑体"/>
+          <w:b w:val="0"/>
+          <w:color w:val="888888"/>
+          <w:sz w:val="24"/>
+        </w:rPr>
         <w:t>米哈游大伟哥现身科隆展，现场晒合影</w:t>
       </w:r>
     </w:p>
@@ -1164,7 +1317,7 @@
         </w:rPr>
         <w:t>链接:</w:t>
       </w:r>
-      <w:hyperlink r:id="rId29">
+      <w:hyperlink r:id="rId32">
         <w:r>
           <w:rPr>
             <w:color w:val="0563C1"/>
@@ -1215,115 +1368,13 @@
         </w:rPr>
         <w:t>链接:</w:t>
       </w:r>
-      <w:hyperlink r:id="rId30">
+      <w:hyperlink r:id="rId33">
         <w:r>
           <w:rPr>
             <w:color w:val="0563C1"/>
             <w:u w:val="single"/>
           </w:rPr>
           <w:t>HMD 推出 105 4G 校园版手机：移除网页浏览器、游戏和录音功能</w:t>
-        </w:r>
-      </w:hyperlink>
-    </w:p>
-    <w:p>
-      <w:pPr>
-        <w:pStyle w:val="Heading3"/>
-      </w:pPr>
-      <w:r>
-        <w:rPr>
-          <w:rFonts w:ascii="Times New Roman" w:hAnsi="Times New Roman" w:eastAsia="黑体"/>
-          <w:b w:val="0"/>
-          <w:color w:val="888888"/>
-          <w:sz w:val="24"/>
-        </w:rPr>
-        <w:t>【C级·参考】</w:t>
-      </w:r>
-      <w:r>
-        <w:rPr>
-          <w:rFonts w:ascii="Times New Roman" w:hAnsi="Times New Roman" w:eastAsia="黑体"/>
-          <w:b w:val="0"/>
-          <w:color w:val="888888"/>
-          <w:sz w:val="24"/>
-        </w:rPr>
-        <w:t>网易捐赠 1000 万元驰援西藏吉隆泥石流灾区</w:t>
-      </w:r>
-    </w:p>
-    <w:p>
-      <w:r>
-        <w:rPr>
-          <w:rFonts w:ascii="Times New Roman" w:hAnsi="Times New Roman" w:eastAsia="宋体"/>
-          <w:color w:val="888888"/>
-          <w:sz w:val="18"/>
-        </w:rPr>
-        <w:t>来源:IT之家 | 时间:08-28 20:21</w:t>
-      </w:r>
-    </w:p>
-    <w:p>
-      <w:r>
-        <w:rPr>
-          <w:rFonts w:ascii="Times New Roman" w:hAnsi="Times New Roman" w:eastAsia="宋体"/>
-          <w:sz w:val="18"/>
-        </w:rPr>
-        <w:t>链接:</w:t>
-      </w:r>
-      <w:hyperlink r:id="rId31">
-        <w:r>
-          <w:rPr>
-            <w:color w:val="0563C1"/>
-            <w:u w:val="single"/>
-          </w:rPr>
-          <w:t>网易捐赠 1000 万元驰援西藏吉隆泥石流灾区</w:t>
-        </w:r>
-      </w:hyperlink>
-    </w:p>
-    <w:p>
-      <w:pPr>
-        <w:pStyle w:val="Heading3"/>
-      </w:pPr>
-      <w:r>
-        <w:rPr>
-          <w:rFonts w:ascii="Times New Roman" w:hAnsi="Times New Roman" w:eastAsia="黑体"/>
-          <w:b w:val="0"/>
-          <w:color w:val="888888"/>
-          <w:sz w:val="24"/>
-        </w:rPr>
-        <w:t>【C级·参考】</w:t>
-      </w:r>
-      <w:r>
-        <w:rPr>
-          <w:rFonts w:ascii="Times New Roman" w:hAnsi="Times New Roman" w:eastAsia="黑体"/>
-          <w:b w:val="0"/>
-          <w:color w:val="888888"/>
-          <w:sz w:val="24"/>
-        </w:rPr>
-        <w:t>HKC 预热猎弦 T1 游戏手柄：旋控力摇杆、支持无线充电，8 月 31 日上市</w:t>
-      </w:r>
-    </w:p>
-    <w:p>
-      <w:r>
-        <w:rPr>
-          <w:rFonts w:ascii="Times New Roman" w:hAnsi="Times New Roman" w:eastAsia="宋体"/>
-          <w:color w:val="888888"/>
-          <w:sz w:val="18"/>
-        </w:rPr>
-        <w:t>来源:IT之家 | 时间:08-28 17:55</w:t>
-      </w:r>
-    </w:p>
-    <w:p>
-      <w:r>
-        <w:rPr>
-          <w:rFonts w:ascii="Times New Roman" w:hAnsi="Times New Roman" w:eastAsia="宋体"/>
-          <w:sz w:val="18"/>
-        </w:rPr>
-        <w:t>链接:</w:t>
-      </w:r>
-      <w:hyperlink r:id="rId32">
-        <w:r>
-          <w:rPr>
-            <w:color w:val="0563C1"/>
-            <w:u w:val="single"/>
-          </w:rPr>
-          <w:t>HKC 预热猎弦 T1 游戏手柄：旋控力摇杆、支持无线充电，8 月 31 日上市</w:t>
         </w:r>
       </w:hyperlink>
     </w:p>
@@ -1368,7 +1419,7 @@
         </w:rPr>
         <w:t>链接:</w:t>
       </w:r>
-      <w:hyperlink r:id="rId33">
+      <w:hyperlink r:id="rId34">
         <w:r>
           <w:rPr>
             <w:color w:val="0563C1"/>
@@ -1419,7 +1470,7 @@
         </w:rPr>
         <w:t>链接:</w:t>
       </w:r>
-      <w:hyperlink r:id="rId34">
+      <w:hyperlink r:id="rId35">
         <w:r>
           <w:rPr>
             <w:color w:val="0563C1"/>
@@ -1470,7 +1521,7 @@
         </w:rPr>
         <w:t>链接:</w:t>
       </w:r>
-      <w:hyperlink r:id="rId35">
+      <w:hyperlink r:id="rId36">
         <w:r>
           <w:rPr>
             <w:color w:val="0563C1"/>
@@ -1521,7 +1572,7 @@
         </w:rPr>
         <w:t>链接:</w:t>
       </w:r>
-      <w:hyperlink r:id="rId36">
+      <w:hyperlink r:id="rId37">
         <w:r>
           <w:rPr>
             <w:color w:val="0563C1"/>
@@ -1572,64 +1623,13 @@
         </w:rPr>
         <w:t>链接:</w:t>
       </w:r>
-      <w:hyperlink r:id="rId37">
+      <w:hyperlink r:id="rId38">
         <w:r>
           <w:rPr>
             <w:color w:val="0563C1"/>
             <w:u w:val="single"/>
           </w:rPr>
           <w:t>抢夺全球游戏话语权，14款中国游戏轰炸科隆游戏展开幕夜！</w:t>
-        </w:r>
-      </w:hyperlink>
-    </w:p>
-    <w:p>
-      <w:pPr>
-        <w:pStyle w:val="Heading3"/>
-      </w:pPr>
-      <w:r>
-        <w:rPr>
-          <w:rFonts w:ascii="Times New Roman" w:hAnsi="Times New Roman" w:eastAsia="黑体"/>
-          <w:b w:val="0"/>
-          <w:color w:val="888888"/>
-          <w:sz w:val="24"/>
-        </w:rPr>
-        <w:t>【C级·参考】</w:t>
-      </w:r>
-      <w:r>
-        <w:rPr>
-          <w:rFonts w:ascii="Times New Roman" w:hAnsi="Times New Roman" w:eastAsia="黑体"/>
-          <w:b w:val="0"/>
-          <w:color w:val="888888"/>
-          <w:sz w:val="24"/>
-        </w:rPr>
-        <w:t>米哈游奇幻网游《源初之结》震惊全球玩家，大伟哥感慨：“做游戏真难”！</w:t>
-      </w:r>
-    </w:p>
-    <w:p>
-      <w:r>
-        <w:rPr>
-          <w:rFonts w:ascii="Times New Roman" w:hAnsi="Times New Roman" w:eastAsia="宋体"/>
-          <w:color w:val="888888"/>
-          <w:sz w:val="18"/>
-        </w:rPr>
-        <w:t>来源:GameLook | 时间:08-27 09:45</w:t>
-      </w:r>
-    </w:p>
-    <w:p>
-      <w:r>
-        <w:rPr>
-          <w:rFonts w:ascii="Times New Roman" w:hAnsi="Times New Roman" w:eastAsia="宋体"/>
-          <w:sz w:val="18"/>
-        </w:rPr>
-        <w:t>链接:</w:t>
-      </w:r>
-      <w:hyperlink r:id="rId38">
-        <w:r>
-          <w:rPr>
-            <w:color w:val="0563C1"/>
-            <w:u w:val="single"/>
-          </w:rPr>
-          <w:t>米哈游奇幻网游《源初之结》震惊全球玩家，大伟哥感慨：“做游戏真难”！</w:t>
         </w:r>
       </w:hyperlink>
     </w:p>
@@ -1676,7 +1676,7 @@
           <w:rFonts w:ascii="Times New Roman" w:hAnsi="Times New Roman" w:eastAsia="宋体"/>
           <w:sz w:val="18"/>
         </w:rPr>
-        <w:t>IT之家(60)、GameLook(17)、HackerNews(2)、Bing新闻(5)</w:t>
+        <w:t>IT之家(60)、GameLook(16)、HackerNews(3)、Bing新闻(6)</w:t>
       </w:r>
     </w:p>
     <w:p>

--- a/briefings/线口监测早报-2026-08-29.docx
+++ b/briefings/线口监测早报-2026-08-29.docx
@@ -22,7 +22,7 @@
           <w:color w:val="888888"/>
           <w:sz w:val="18"/>
         </w:rPr>
-        <w:t>监测窗口:近48小时 | 生成时间:2026-08-29 08:23</w:t>
+        <w:t>监测窗口:近48小时 | 生成时间:2026-08-29 09:22</w:t>
       </w:r>
     </w:p>
     <w:p>
@@ -70,7 +70,7 @@
           <w:color w:val="888888"/>
           <w:sz w:val="24"/>
         </w:rPr>
-        <w:t>因软件缺陷存在起火隐患，Lucid 宣布召回 2.7 万辆 Lucid Air 车型</w:t>
+        <w:t>Meta 为 Quest 头显推出 XR Operator 开发者工具，利用 AI 智能体快速测试 VR 游戏</w:t>
       </w:r>
     </w:p>
     <w:p>
@@ -80,7 +80,7 @@
           <w:color w:val="888888"/>
           <w:sz w:val="18"/>
         </w:rPr>
-        <w:t>来源:IT之家 | 时间:08-29 06:37</w:t>
+        <w:t>来源:IT之家 | 时间:08-29 08:39</w:t>
       </w:r>
     </w:p>
     <w:p>
@@ -97,7 +97,7 @@
             <w:color w:val="0563C1"/>
             <w:u w:val="single"/>
           </w:rPr>
-          <w:t>因软件缺陷存在起火隐患，Lucid 宣布召回 2.7 万辆 Lucid Air 车型</w:t>
+          <w:t>Meta 为 Quest 头显推出 XR Operator 开发者工具，利用 AI 智能体快速测试 VR 游戏</w:t>
         </w:r>
       </w:hyperlink>
     </w:p>
@@ -121,7 +121,7 @@
           <w:color w:val="888888"/>
           <w:sz w:val="24"/>
         </w:rPr>
-        <w:t>Stopping the smart TV from being used against you</w:t>
+        <w:t>因软件缺陷存在起火隐患，Lucid 宣布召回 2.7 万辆 Lucid Air 车型</w:t>
       </w:r>
     </w:p>
     <w:p>
@@ -131,7 +131,7 @@
           <w:color w:val="888888"/>
           <w:sz w:val="18"/>
         </w:rPr>
-        <w:t>来源:Hacker News | 时间:08-29 04:27</w:t>
+        <w:t>来源:IT之家 | 时间:08-29 06:37</w:t>
       </w:r>
     </w:p>
     <w:p>
@@ -148,7 +148,7 @@
             <w:color w:val="0563C1"/>
             <w:u w:val="single"/>
           </w:rPr>
-          <w:t>Stopping the smart TV from being used against you</w:t>
+          <w:t>因软件缺陷存在起火隐患，Lucid 宣布召回 2.7 万辆 Lucid Air 车型</w:t>
         </w:r>
       </w:hyperlink>
     </w:p>
@@ -682,57 +682,6 @@
           <w:color w:val="888888"/>
           <w:sz w:val="24"/>
         </w:rPr>
-        <w:t>Best Buy二季度财报：AI眼镜等新兴品类销售额翻倍，推动业绩超预期</w:t>
-      </w:r>
-    </w:p>
-    <w:p>
-      <w:r>
-        <w:rPr>
-          <w:rFonts w:ascii="Times New Roman" w:hAnsi="Times New Roman" w:eastAsia="宋体"/>
-          <w:color w:val="888888"/>
-          <w:sz w:val="18"/>
-        </w:rPr>
-        <w:t>来源:Bing新闻 | 时间:08-28 02:57</w:t>
-      </w:r>
-    </w:p>
-    <w:p>
-      <w:r>
-        <w:rPr>
-          <w:rFonts w:ascii="Times New Roman" w:hAnsi="Times New Roman" w:eastAsia="宋体"/>
-          <w:sz w:val="18"/>
-        </w:rPr>
-        <w:t>链接:</w:t>
-      </w:r>
-      <w:hyperlink r:id="rId21">
-        <w:r>
-          <w:rPr>
-            <w:color w:val="0563C1"/>
-            <w:u w:val="single"/>
-          </w:rPr>
-          <w:t>Best Buy二季度财报：AI眼镜等新兴品类销售额翻倍，推动业绩超预期</w:t>
-        </w:r>
-      </w:hyperlink>
-    </w:p>
-    <w:p>
-      <w:pPr>
-        <w:pStyle w:val="Heading3"/>
-      </w:pPr>
-      <w:r>
-        <w:rPr>
-          <w:rFonts w:ascii="Times New Roman" w:hAnsi="Times New Roman" w:eastAsia="黑体"/>
-          <w:b w:val="0"/>
-          <w:color w:val="888888"/>
-          <w:sz w:val="24"/>
-        </w:rPr>
-        <w:t>【C级·参考】</w:t>
-      </w:r>
-      <w:r>
-        <w:rPr>
-          <w:rFonts w:ascii="Times New Roman" w:hAnsi="Times New Roman" w:eastAsia="黑体"/>
-          <w:b w:val="0"/>
-          <w:color w:val="888888"/>
-          <w:sz w:val="24"/>
-        </w:rPr>
         <w:t>2026年第一副卖爆的AI眼镜，雷鸟iO首销破纪录</w:t>
       </w:r>
     </w:p>
@@ -754,7 +703,7 @@
         </w:rPr>
         <w:t>链接:</w:t>
       </w:r>
-      <w:hyperlink r:id="rId22">
+      <w:hyperlink r:id="rId21">
         <w:r>
           <w:rPr>
             <w:color w:val="0563C1"/>
@@ -805,7 +754,7 @@
         </w:rPr>
         <w:t>链接:</w:t>
       </w:r>
-      <w:hyperlink r:id="rId23">
+      <w:hyperlink r:id="rId22">
         <w:r>
           <w:rPr>
             <w:color w:val="0563C1"/>
@@ -856,7 +805,7 @@
         </w:rPr>
         <w:t>链接:</w:t>
       </w:r>
-      <w:hyperlink r:id="rId24">
+      <w:hyperlink r:id="rId23">
         <w:r>
           <w:rPr>
             <w:color w:val="0563C1"/>
@@ -865,18 +814,6 @@
           <w:t>Even把极米告上了美国法院，120万美元“AI眼镜”众筹突然被叫停！</w:t>
         </w:r>
       </w:hyperlink>
-    </w:p>
-    <w:p>
-      <w:pPr>
-        <w:pStyle w:val="Heading2"/>
-      </w:pPr>
-      <w:r>
-        <w:rPr>
-          <w:rFonts w:ascii="Times New Roman" w:hAnsi="Times New Roman" w:eastAsia="黑体"/>
-          <w:sz w:val="28"/>
-        </w:rPr>
-        <w:t>机器人/AI硬件</w:t>
-      </w:r>
     </w:p>
     <w:p>
       <w:pPr>
@@ -898,7 +835,7 @@
           <w:color w:val="888888"/>
           <w:sz w:val="24"/>
         </w:rPr>
-        <w:t>灵掌机器人完成数千万元天使轮融资</w:t>
+        <w:t>AR眼镜出货第一之后，雷鸟能否赢下AI之战？</w:t>
       </w:r>
     </w:p>
     <w:p>
@@ -908,7 +845,7 @@
           <w:color w:val="888888"/>
           <w:sz w:val="18"/>
         </w:rPr>
-        <w:t>来源:IT之家 | 时间:08-28 21:09</w:t>
+        <w:t>来源:Bing新闻 | 时间:08-27 11:37</w:t>
       </w:r>
     </w:p>
     <w:p>
@@ -919,15 +856,32 @@
         </w:rPr>
         <w:t>链接:</w:t>
       </w:r>
-      <w:hyperlink r:id="rId25">
+      <w:hyperlink r:id="rId24">
         <w:r>
           <w:rPr>
             <w:color w:val="0563C1"/>
             <w:u w:val="single"/>
           </w:rPr>
-          <w:t>灵掌机器人完成数千万元天使轮融资</w:t>
+          <w:t>AR眼镜出货第一之后，雷鸟能否赢下AI之战？</w:t>
         </w:r>
       </w:hyperlink>
+    </w:p>
+    <w:p>
+      <w:pPr>
+        <w:pStyle w:val="Heading2"/>
+      </w:pPr>
+      <w:r>
+        <w:rPr>
+          <w:rFonts w:ascii="Times New Roman" w:hAnsi="Times New Roman" w:eastAsia="黑体"/>
+          <w:sz w:val="28"/>
+        </w:rPr>
+        <w:t>机器人/AI硬件</w:t>
+      </w:r>
+    </w:p>
+    <w:p>
+      <w:r>
+        <w:t>本线口暂无重要更新</w:t>
+      </w:r>
     </w:p>
     <w:p>
       <w:pPr>
@@ -982,7 +936,7 @@
         </w:rPr>
         <w:t>链接:</w:t>
       </w:r>
-      <w:hyperlink r:id="rId26">
+      <w:hyperlink r:id="rId25">
         <w:r>
           <w:rPr>
             <w:color w:val="0563C1"/>
@@ -1062,7 +1016,7 @@
         </w:rPr>
         <w:t>链接:</w:t>
       </w:r>
-      <w:hyperlink r:id="rId27">
+      <w:hyperlink r:id="rId26">
         <w:r>
           <w:rPr>
             <w:color w:val="0563C1"/>
@@ -1113,7 +1067,7 @@
         </w:rPr>
         <w:t>链接:</w:t>
       </w:r>
-      <w:hyperlink r:id="rId28">
+      <w:hyperlink r:id="rId27">
         <w:r>
           <w:rPr>
             <w:color w:val="0563C1"/>
@@ -1164,7 +1118,7 @@
         </w:rPr>
         <w:t>链接:</w:t>
       </w:r>
-      <w:hyperlink r:id="rId29">
+      <w:hyperlink r:id="rId28">
         <w:r>
           <w:rPr>
             <w:color w:val="0563C1"/>
@@ -1215,7 +1169,7 @@
         </w:rPr>
         <w:t>链接:</w:t>
       </w:r>
-      <w:hyperlink r:id="rId30">
+      <w:hyperlink r:id="rId29">
         <w:r>
           <w:rPr>
             <w:color w:val="0563C1"/>
@@ -1266,7 +1220,7 @@
         </w:rPr>
         <w:t>链接:</w:t>
       </w:r>
-      <w:hyperlink r:id="rId31">
+      <w:hyperlink r:id="rId30">
         <w:r>
           <w:rPr>
             <w:color w:val="0563C1"/>
@@ -1317,7 +1271,7 @@
         </w:rPr>
         <w:t>链接:</w:t>
       </w:r>
-      <w:hyperlink r:id="rId32">
+      <w:hyperlink r:id="rId31">
         <w:r>
           <w:rPr>
             <w:color w:val="0563C1"/>
@@ -1368,7 +1322,7 @@
         </w:rPr>
         <w:t>链接:</w:t>
       </w:r>
-      <w:hyperlink r:id="rId33">
+      <w:hyperlink r:id="rId32">
         <w:r>
           <w:rPr>
             <w:color w:val="0563C1"/>
@@ -1419,7 +1373,7 @@
         </w:rPr>
         <w:t>链接:</w:t>
       </w:r>
-      <w:hyperlink r:id="rId34">
+      <w:hyperlink r:id="rId33">
         <w:r>
           <w:rPr>
             <w:color w:val="0563C1"/>
@@ -1470,7 +1424,7 @@
         </w:rPr>
         <w:t>链接:</w:t>
       </w:r>
-      <w:hyperlink r:id="rId35">
+      <w:hyperlink r:id="rId34">
         <w:r>
           <w:rPr>
             <w:color w:val="0563C1"/>
@@ -1521,7 +1475,7 @@
         </w:rPr>
         <w:t>链接:</w:t>
       </w:r>
-      <w:hyperlink r:id="rId36">
+      <w:hyperlink r:id="rId35">
         <w:r>
           <w:rPr>
             <w:color w:val="0563C1"/>
@@ -1572,7 +1526,7 @@
         </w:rPr>
         <w:t>链接:</w:t>
       </w:r>
-      <w:hyperlink r:id="rId37">
+      <w:hyperlink r:id="rId36">
         <w:r>
           <w:rPr>
             <w:color w:val="0563C1"/>
@@ -1623,13 +1577,64 @@
         </w:rPr>
         <w:t>链接:</w:t>
       </w:r>
+      <w:hyperlink r:id="rId37">
+        <w:r>
+          <w:rPr>
+            <w:color w:val="0563C1"/>
+            <w:u w:val="single"/>
+          </w:rPr>
+          <w:t>抢夺全球游戏话语权，14款中国游戏轰炸科隆游戏展开幕夜！</w:t>
+        </w:r>
+      </w:hyperlink>
+    </w:p>
+    <w:p>
+      <w:pPr>
+        <w:pStyle w:val="Heading3"/>
+      </w:pPr>
+      <w:r>
+        <w:rPr>
+          <w:rFonts w:ascii="Times New Roman" w:hAnsi="Times New Roman" w:eastAsia="黑体"/>
+          <w:b w:val="0"/>
+          <w:color w:val="888888"/>
+          <w:sz w:val="24"/>
+        </w:rPr>
+        <w:t>【C级·参考】</w:t>
+      </w:r>
+      <w:r>
+        <w:rPr>
+          <w:rFonts w:ascii="Times New Roman" w:hAnsi="Times New Roman" w:eastAsia="黑体"/>
+          <w:b w:val="0"/>
+          <w:color w:val="888888"/>
+          <w:sz w:val="24"/>
+        </w:rPr>
+        <w:t>米哈游奇幻网游《源初之结》震惊全球玩家，大伟哥感慨：“做游戏真难”！</w:t>
+      </w:r>
+    </w:p>
+    <w:p>
+      <w:r>
+        <w:rPr>
+          <w:rFonts w:ascii="Times New Roman" w:hAnsi="Times New Roman" w:eastAsia="宋体"/>
+          <w:color w:val="888888"/>
+          <w:sz w:val="18"/>
+        </w:rPr>
+        <w:t>来源:GameLook | 时间:08-27 09:45</w:t>
+      </w:r>
+    </w:p>
+    <w:p>
+      <w:r>
+        <w:rPr>
+          <w:rFonts w:ascii="Times New Roman" w:hAnsi="Times New Roman" w:eastAsia="宋体"/>
+          <w:sz w:val="18"/>
+        </w:rPr>
+        <w:t>链接:</w:t>
+      </w:r>
       <w:hyperlink r:id="rId38">
         <w:r>
           <w:rPr>
             <w:color w:val="0563C1"/>
             <w:u w:val="single"/>
           </w:rPr>
-          <w:t>抢夺全球游戏话语权，14款中国游戏轰炸科隆游戏展开幕夜！</w:t>
+          <w:t>米哈游奇幻网游《源初之结》震惊全球玩家，大伟哥感慨：“做游戏真难”！</w:t>
         </w:r>
       </w:hyperlink>
     </w:p>
@@ -1676,7 +1681,7 @@
           <w:rFonts w:ascii="Times New Roman" w:hAnsi="Times New Roman" w:eastAsia="宋体"/>
           <w:sz w:val="18"/>
         </w:rPr>
-        <w:t>IT之家(60)、GameLook(16)、HackerNews(3)、Bing新闻(6)</w:t>
+        <w:t>IT之家(60)、GameLook(15)、HackerNews(2)、Bing新闻(5)</w:t>
       </w:r>
     </w:p>
     <w:p>
